--- a/01-嵌入式操作系统及应用/01-教案/嵌入式操作系统及应用-01.docx
+++ b/01-嵌入式操作系统及应用/01-教案/嵌入式操作系统及应用-01.docx
@@ -247,6 +247,7 @@
             <w:insideH w:val="single" w:color="auto" w:sz="4" w:space="0"/>
             <w:insideV w:val="single" w:color="auto" w:sz="4" w:space="0"/>
           </w:tblBorders>
+          <w:shd w:val="clear" w:color="auto" w:fill="FFFFFF"/>
           <w:tblCellMar>
             <w:top w:w="0" w:type="dxa"/>
             <w:left w:w="108" w:type="dxa"/>
@@ -416,6 +417,7 @@
             <w:insideH w:val="single" w:color="auto" w:sz="4" w:space="0"/>
             <w:insideV w:val="single" w:color="auto" w:sz="4" w:space="0"/>
           </w:tblBorders>
+          <w:shd w:val="clear" w:color="auto" w:fill="FFFFFF"/>
           <w:tblCellMar>
             <w:top w:w="0" w:type="dxa"/>
             <w:left w:w="108" w:type="dxa"/>
@@ -498,6 +500,7 @@
             <w:insideH w:val="single" w:color="auto" w:sz="4" w:space="0"/>
             <w:insideV w:val="single" w:color="auto" w:sz="4" w:space="0"/>
           </w:tblBorders>
+          <w:shd w:val="clear" w:color="auto" w:fill="FFFFFF"/>
           <w:tblCellMar>
             <w:top w:w="0" w:type="dxa"/>
             <w:left w:w="108" w:type="dxa"/>
@@ -558,6 +561,7 @@
                 <w:lang w:val="en-US" w:eastAsia="zh-CN"/>
               </w:rPr>
             </w:pPr>
+            <w:bookmarkStart w:id="0" w:name="_GoBack"/>
             <w:r>
               <w:rPr>
                 <w:rFonts w:hint="eastAsia" w:ascii="宋体" w:hAnsi="宋体" w:eastAsia="宋体" w:cs="宋体"/>
@@ -568,6 +572,7 @@
               <w:t>环境搭建</w:t>
             </w:r>
           </w:p>
+          <w:bookmarkEnd w:id="0"/>
           <w:p>
             <w:pPr>
               <w:jc w:val="both"/>
@@ -600,6 +605,7 @@
             <w:insideH w:val="single" w:color="auto" w:sz="4" w:space="0"/>
             <w:insideV w:val="single" w:color="auto" w:sz="4" w:space="0"/>
           </w:tblBorders>
+          <w:shd w:val="clear" w:color="auto" w:fill="FFFFFF"/>
           <w:tblCellMar>
             <w:top w:w="0" w:type="dxa"/>
             <w:left w:w="108" w:type="dxa"/>
@@ -741,6 +747,7 @@
             <w:insideH w:val="single" w:color="auto" w:sz="4" w:space="0"/>
             <w:insideV w:val="single" w:color="auto" w:sz="4" w:space="0"/>
           </w:tblBorders>
+          <w:shd w:val="clear" w:color="auto" w:fill="FFFFFF"/>
           <w:tblCellMar>
             <w:top w:w="0" w:type="dxa"/>
             <w:left w:w="108" w:type="dxa"/>
@@ -885,6 +892,7 @@
             <w:insideH w:val="single" w:color="auto" w:sz="4" w:space="0"/>
             <w:insideV w:val="single" w:color="auto" w:sz="4" w:space="0"/>
           </w:tblBorders>
+          <w:shd w:val="clear" w:color="auto" w:fill="FFFFFF"/>
           <w:tblCellMar>
             <w:top w:w="0" w:type="dxa"/>
             <w:left w:w="108" w:type="dxa"/>
@@ -1240,6 +1248,7 @@
             <w:insideH w:val="single" w:color="auto" w:sz="4" w:space="0"/>
             <w:insideV w:val="single" w:color="auto" w:sz="4" w:space="0"/>
           </w:tblBorders>
+          <w:shd w:val="clear" w:color="auto" w:fill="FFFFFF"/>
           <w:tblCellMar>
             <w:top w:w="0" w:type="dxa"/>
             <w:left w:w="108" w:type="dxa"/>
@@ -1333,6 +1342,7 @@
             <w:insideH w:val="single" w:color="auto" w:sz="4" w:space="0"/>
             <w:insideV w:val="single" w:color="auto" w:sz="4" w:space="0"/>
           </w:tblBorders>
+          <w:shd w:val="clear" w:color="auto" w:fill="FFFFFF"/>
           <w:tblCellMar>
             <w:top w:w="0" w:type="dxa"/>
             <w:left w:w="108" w:type="dxa"/>
@@ -1461,6 +1471,7 @@
             <w:insideH w:val="single" w:color="auto" w:sz="4" w:space="0"/>
             <w:insideV w:val="single" w:color="auto" w:sz="4" w:space="0"/>
           </w:tblBorders>
+          <w:shd w:val="clear" w:color="auto" w:fill="FFFFFF"/>
           <w:tblCellMar>
             <w:top w:w="0" w:type="dxa"/>
             <w:left w:w="108" w:type="dxa"/>
@@ -1695,6 +1706,7 @@
           <w:p>
             <w:pPr>
               <w:numPr>
+                <w:ilvl w:val="0"/>
                 <w:numId w:val="0"/>
               </w:numPr>
               <w:rPr>
@@ -1702,8 +1714,6 @@
                 <w:lang w:val="en-US" w:eastAsia="zh-CN"/>
               </w:rPr>
             </w:pPr>
-            <w:bookmarkStart w:id="0" w:name="_GoBack"/>
-            <w:bookmarkEnd w:id="0"/>
             <w:r>
               <w:rPr>
                 <w:rFonts w:hint="default" w:ascii="Helvetica" w:hAnsi="Helvetica" w:eastAsia="Helvetica" w:cs="Helvetica"/>
@@ -1731,6 +1741,7 @@
             <w:insideH w:val="single" w:color="auto" w:sz="4" w:space="0"/>
             <w:insideV w:val="single" w:color="auto" w:sz="4" w:space="0"/>
           </w:tblBorders>
+          <w:shd w:val="clear" w:color="auto" w:fill="FFFFFF"/>
           <w:tblCellMar>
             <w:top w:w="0" w:type="dxa"/>
             <w:left w:w="108" w:type="dxa"/>

--- a/01-嵌入式操作系统及应用/01-教案/嵌入式操作系统及应用-01.docx
+++ b/01-嵌入式操作系统及应用/01-教案/嵌入式操作系统及应用-01.docx
@@ -234,6 +234,21 @@
                 <w:lang w:val="en-US" w:eastAsia="zh-CN"/>
               </w:rPr>
             </w:pPr>
+            <w:r>
+              <w:rPr>
+                <w:rFonts w:ascii="Segoe UI" w:hAnsi="Segoe UI" w:eastAsia="Segoe UI" w:cs="Segoe UI"/>
+                <w:i w:val="0"/>
+                <w:iCs w:val="0"/>
+                <w:caps w:val="0"/>
+                <w:spacing w:val="0"/>
+                <w:sz w:val="16"/>
+                <w:szCs w:val="16"/>
+                <w:shd w:val="clear" w:fill="FBFBFB"/>
+              </w:rPr>
+              <w:t>2025-09-10</w:t>
+            </w:r>
+            <w:bookmarkStart w:id="0" w:name="_GoBack"/>
+            <w:bookmarkEnd w:id="0"/>
           </w:p>
         </w:tc>
       </w:tr>
@@ -317,33 +332,6 @@
               </w:rPr>
               <w:t>物联网2411</w:t>
             </w:r>
-            <w:r>
-              <w:rPr>
-                <w:rFonts w:hint="eastAsia" w:ascii="宋体" w:hAnsi="宋体" w:eastAsia="宋体" w:cs="宋体"/>
-                <w:sz w:val="21"/>
-                <w:szCs w:val="21"/>
-                <w:lang w:val="en-US" w:eastAsia="zh-CN"/>
-              </w:rPr>
-              <w:t>|</w:t>
-            </w:r>
-            <w:r>
-              <w:rPr>
-                <w:rFonts w:hint="eastAsia" w:ascii="宋体" w:hAnsi="宋体" w:eastAsia="宋体" w:cs="宋体"/>
-                <w:sz w:val="21"/>
-                <w:szCs w:val="21"/>
-                <w:lang w:eastAsia="zh-CN"/>
-              </w:rPr>
-              <w:t>物联网241</w:t>
-            </w:r>
-            <w:r>
-              <w:rPr>
-                <w:rFonts w:hint="eastAsia" w:ascii="宋体" w:hAnsi="宋体" w:eastAsia="宋体" w:cs="宋体"/>
-                <w:sz w:val="21"/>
-                <w:szCs w:val="21"/>
-                <w:lang w:val="en-US" w:eastAsia="zh-CN"/>
-              </w:rPr>
-              <w:t>2</w:t>
-            </w:r>
           </w:p>
         </w:tc>
         <w:tc>
@@ -561,7 +549,6 @@
                 <w:lang w:val="en-US" w:eastAsia="zh-CN"/>
               </w:rPr>
             </w:pPr>
-            <w:bookmarkStart w:id="0" w:name="_GoBack"/>
             <w:r>
               <w:rPr>
                 <w:rFonts w:hint="eastAsia" w:ascii="宋体" w:hAnsi="宋体" w:eastAsia="宋体" w:cs="宋体"/>
@@ -572,7 +559,6 @@
               <w:t>环境搭建</w:t>
             </w:r>
           </w:p>
-          <w:bookmarkEnd w:id="0"/>
           <w:p>
             <w:pPr>
               <w:jc w:val="both"/>
@@ -6098,7 +6084,7 @@
     <w:lsdException w:uiPriority="99" w:name="HTML Acronym"/>
     <w:lsdException w:uiPriority="99" w:name="HTML Address"/>
     <w:lsdException w:uiPriority="99" w:name="HTML Cite"/>
-    <w:lsdException w:uiPriority="99" w:name="HTML Code"/>
+    <w:lsdException w:qFormat="1" w:uiPriority="99" w:name="HTML Code"/>
     <w:lsdException w:uiPriority="99" w:name="HTML Definition"/>
     <w:lsdException w:uiPriority="99" w:name="HTML Keyboard"/>
     <w:lsdException w:uiPriority="99" w:name="HTML Preformatted"/>
@@ -6433,6 +6419,7 @@
     <w:basedOn w:val="9"/>
     <w:semiHidden/>
     <w:unhideWhenUsed/>
+    <w:qFormat/>
     <w:uiPriority w:val="99"/>
     <w:rPr>
       <w:rFonts w:ascii="Courier New" w:hAnsi="Courier New"/>

--- a/01-嵌入式操作系统及应用/01-教案/嵌入式操作系统及应用-01.docx
+++ b/01-嵌入式操作系统及应用/01-教案/嵌入式操作系统及应用-01.docx
@@ -236,16 +236,17 @@
             </w:pPr>
             <w:r>
               <w:rPr>
-                <w:rFonts w:ascii="Segoe UI" w:hAnsi="Segoe UI" w:eastAsia="Segoe UI" w:cs="Segoe UI"/>
-                <w:i w:val="0"/>
-                <w:iCs w:val="0"/>
-                <w:caps w:val="0"/>
-                <w:spacing w:val="0"/>
-                <w:sz w:val="16"/>
-                <w:szCs w:val="16"/>
-                <w:shd w:val="clear" w:fill="FBFBFB"/>
-              </w:rPr>
-              <w:t>2025-09-10</w:t>
+                <w:rFonts w:ascii="Noto Sans SC" w:hAnsi="Noto Sans SC" w:eastAsia="Noto Sans SC" w:cs="Noto Sans SC"/>
+                <w:i w:val="0"/>
+                <w:iCs w:val="0"/>
+                <w:caps w:val="0"/>
+                <w:color w:val="000000"/>
+                <w:spacing w:val="0"/>
+                <w:sz w:val="14"/>
+                <w:szCs w:val="14"/>
+                <w:shd w:val="clear" w:fill="FFFFFF"/>
+              </w:rPr>
+              <w:t>2025-09-11</w:t>
             </w:r>
             <w:bookmarkStart w:id="0" w:name="_GoBack"/>
             <w:bookmarkEnd w:id="0"/>
@@ -262,7 +263,6 @@
             <w:insideH w:val="single" w:color="auto" w:sz="4" w:space="0"/>
             <w:insideV w:val="single" w:color="auto" w:sz="4" w:space="0"/>
           </w:tblBorders>
-          <w:shd w:val="clear" w:color="auto" w:fill="FFFFFF"/>
           <w:tblCellMar>
             <w:top w:w="0" w:type="dxa"/>
             <w:left w:w="108" w:type="dxa"/>
@@ -317,7 +317,7 @@
             <w:pPr>
               <w:jc w:val="center"/>
               <w:rPr>
-                <w:rFonts w:hint="eastAsia" w:ascii="宋体" w:hAnsi="宋体" w:eastAsia="微软雅黑" w:cs="宋体"/>
+                <w:rFonts w:hint="default" w:ascii="宋体" w:hAnsi="宋体" w:eastAsia="微软雅黑" w:cs="宋体"/>
                 <w:sz w:val="21"/>
                 <w:szCs w:val="21"/>
                 <w:lang w:val="en-US" w:eastAsia="zh-CN"/>
@@ -330,7 +330,16 @@
                 <w:szCs w:val="21"/>
                 <w:lang w:eastAsia="zh-CN"/>
               </w:rPr>
-              <w:t>物联网2411</w:t>
+              <w:t>物联网241</w:t>
+            </w:r>
+            <w:r>
+              <w:rPr>
+                <w:rFonts w:hint="eastAsia" w:ascii="宋体" w:hAnsi="宋体" w:eastAsia="宋体" w:cs="宋体"/>
+                <w:sz w:val="21"/>
+                <w:szCs w:val="21"/>
+                <w:lang w:val="en-US" w:eastAsia="zh-CN"/>
+              </w:rPr>
+              <w:t>2</w:t>
             </w:r>
           </w:p>
         </w:tc>
